--- a/docs/lista_louvores/Textos_Louvores/MARAVILHOSA GRAÇA (A REIS).docx
+++ b/docs/lista_louvores/Textos_Louvores/MARAVILHOSA GRAÇA (A REIS).docx
@@ -1,559 +1,331 @@
 
 <file path=word/document.xml><?xml version="1.0" encoding="utf-8"?>
-<w:document xmlns:wpc="http://schemas.microsoft.com/office/word/2010/wordprocessingCanvas" xmlns:cx="http://schemas.microsoft.com/office/drawing/2014/chartex" xmlns:cx1="http://schemas.microsoft.com/office/drawing/2015/9/8/chartex" xmlns:cx2="http://schemas.microsoft.com/office/drawing/2015/10/21/chartex" xmlns:cx3="http://schemas.microsoft.com/office/drawing/2016/5/9/chartex" xmlns:cx4="http://schemas.microsoft.com/office/drawing/2016/5/10/chartex" xmlns:cx5="http://schemas.microsoft.com/office/drawing/2016/5/11/chartex" xmlns:cx6="http://schemas.microsoft.com/office/drawing/2016/5/12/chartex" xmlns:cx7="http://schemas.microsoft.com/office/drawing/2016/5/13/chartex" xmlns:cx8="http://schemas.microsoft.com/office/drawing/2016/5/14/chartex" xmlns:mc="http://schemas.openxmlformats.org/markup-compatibility/2006" xmlns:aink="http://schemas.microsoft.com/office/drawing/2016/ink" xmlns:am3d="http://schemas.microsoft.com/office/drawing/2017/model3d" xmlns:o="urn:schemas-microsoft-com:office:office" xmlns:oel="http://schemas.microsoft.com/office/2019/extlst" xmlns:r="http://schemas.openxmlformats.org/officeDocument/2006/relationships" xmlns:m="http://schemas.openxmlformats.org/officeDocument/2006/math" xmlns:v="urn:schemas-microsoft-com:vml" xmlns:wp14="http://schemas.microsoft.com/office/word/2010/wordprocessingDrawing" xmlns:wp="http://schemas.openxmlformats.org/drawingml/2006/wordprocessingDrawing" xmlns:w10="urn:schemas-microsoft-com:office:word" xmlns:w="http://schemas.openxmlformats.org/wordprocessingml/2006/main" xmlns:w14="http://schemas.microsoft.com/office/word/2010/wordml" xmlns:w15="http://schemas.microsoft.com/office/word/2012/wordml" xmlns:w16cei="http://schemas.microsoft.com/office/word/2026/wordml/cei" xmlns:w16cex="http://schemas.microsoft.com/office/word/2018/wordml/cex" xmlns:w16cid="http://schemas.microsoft.com/office/word/2016/wordml/cid" xmlns:w16="http://schemas.microsoft.com/office/word/2018/wordml" xmlns:w16du="http://schemas.microsoft.com/office/word/2023/wordml/word16du" xmlns:w16sdtdh="http://schemas.microsoft.com/office/word/2020/wordml/sdtdatahash" xmlns:w16sdtfl="http://schemas.microsoft.com/office/word/2024/wordml/sdtformatlock" xmlns:w16se="http://schemas.microsoft.com/office/word/2015/wordml/symex" xmlns:wpg="http://schemas.microsoft.com/office/word/2010/wordprocessingGroup" xmlns:wpi="http://schemas.microsoft.com/office/word/2010/wordprocessingInk" xmlns:wne="http://schemas.microsoft.com/office/word/2006/wordml" xmlns:wps="http://schemas.microsoft.com/office/word/2010/wordprocessingShape" mc:Ignorable="w14 w15 w16se w16cid w16 w16cex w16sdtdh w16sdtfl w16du wp14">
+<w:document xmlns:wpc="http://schemas.microsoft.com/office/word/2010/wordprocessingCanvas" xmlns:cx="http://schemas.microsoft.com/office/drawing/2014/chartex" xmlns:cx1="http://schemas.microsoft.com/office/drawing/2015/9/8/chartex" xmlns:cx2="http://schemas.microsoft.com/office/drawing/2015/10/21/chartex" xmlns:cx3="http://schemas.microsoft.com/office/drawing/2016/5/9/chartex" xmlns:cx4="http://schemas.microsoft.com/office/drawing/2016/5/10/chartex" xmlns:cx5="http://schemas.microsoft.com/office/drawing/2016/5/11/chartex" xmlns:cx6="http://schemas.microsoft.com/office/drawing/2016/5/12/chartex" xmlns:cx7="http://schemas.microsoft.com/office/drawing/2016/5/13/chartex" xmlns:cx8="http://schemas.microsoft.com/office/drawing/2016/5/14/chartex" xmlns:mc="http://schemas.openxmlformats.org/markup-compatibility/2006" xmlns:aink="http://schemas.microsoft.com/office/drawing/2016/ink" xmlns:am3d="http://schemas.microsoft.com/office/drawing/2017/model3d" xmlns:o="urn:schemas-microsoft-com:office:office" xmlns:oel="http://schemas.microsoft.com/office/2019/extlst" xmlns:r="http://schemas.openxmlformats.org/officeDocument/2006/relationships" xmlns:m="http://schemas.openxmlformats.org/officeDocument/2006/math" xmlns:v="urn:schemas-microsoft-com:vml" xmlns:wp14="http://schemas.microsoft.com/office/word/2010/wordprocessingDrawing" xmlns:wp="http://schemas.openxmlformats.org/drawingml/2006/wordprocessingDrawing" xmlns:w10="urn:schemas-microsoft-com:office:word" xmlns:w="http://schemas.openxmlformats.org/wordprocessingml/2006/main" xmlns:w14="http://schemas.microsoft.com/office/word/2010/wordml" xmlns:w15="http://schemas.microsoft.com/office/word/2012/wordml" xmlns:w16cex="http://schemas.microsoft.com/office/word/2018/wordml/cex" xmlns:w16cid="http://schemas.microsoft.com/office/word/2016/wordml/cid" xmlns:w16="http://schemas.microsoft.com/office/word/2018/wordml" xmlns:w16du="http://schemas.microsoft.com/office/word/2023/wordml/word16du" xmlns:w16sdtdh="http://schemas.microsoft.com/office/word/2020/wordml/sdtdatahash" xmlns:w16sdtfl="http://schemas.microsoft.com/office/word/2024/wordml/sdtformatlock" xmlns:w16se="http://schemas.microsoft.com/office/word/2015/wordml/symex" xmlns:wpg="http://schemas.microsoft.com/office/word/2010/wordprocessingGroup" xmlns:wpi="http://schemas.microsoft.com/office/word/2010/wordprocessingInk" xmlns:wne="http://schemas.microsoft.com/office/word/2006/wordml" xmlns:wps="http://schemas.microsoft.com/office/word/2010/wordprocessingShape" mc:Ignorable="w14 w15 w16se w16cid w16 w16cex w16sdtdh w16sdtfl w16du wp14">
   <w:body>
     <w:p>
       <w:pPr>
-        <w:numPr>
-          <w:ilvl w:val="0"/>
-          <w:numId w:val="1"/>
-        </w:numPr>
-        <w:spacing w:before="120"/>
-        <w:rPr>
-          <w:rFonts w:ascii="Times New Roman" w:hAnsi="Times New Roman"/>
-          <w:bCs/>
-          <w:color w:val="000000"/>
-        </w:rPr>
-      </w:pPr>
-      <w:r>
-        <w:rPr>
-          <w:rFonts w:ascii="Times New Roman" w:hAnsi="Times New Roman"/>
-          <w:color w:val="000000"/>
-        </w:rPr>
-        <w:t>Maravilhosa</w:t>
-      </w:r>
-      <w:r>
-        <w:rPr>
-          <w:rFonts w:ascii="Times New Roman" w:hAnsi="Times New Roman"/>
-          <w:b/>
-          <w:bCs/>
-          <w:color w:val="000000"/>
-        </w:rPr>
-        <w:t xml:space="preserve"> </w:t>
-      </w:r>
-      <w:r>
-        <w:rPr>
-          <w:rFonts w:ascii="Times New Roman" w:hAnsi="Times New Roman"/>
-          <w:bCs/>
-          <w:color w:val="000000"/>
-        </w:rPr>
-        <w:t>Graça</w:t>
-      </w:r>
-      <w:r>
-        <w:rPr>
-          <w:rFonts w:ascii="Times New Roman" w:hAnsi="Times New Roman"/>
-          <w:bCs/>
-          <w:color w:val="000000"/>
-        </w:rPr>
-        <w:t xml:space="preserve"> (A REIS)</w:t>
+        <w:pStyle w:val="Ttulo1"/>
+      </w:pPr>
+      <w:r>
+        <w:t>MARAVILHOSA GRAÇA (A REIS)</w:t>
       </w:r>
     </w:p>
     <w:p>
       <w:pPr>
-        <w:pStyle w:val="PargrafodaLista"/>
-        <w:numPr>
-          <w:ilvl w:val="0"/>
-          <w:numId w:val="1"/>
-        </w:numPr>
-        <w:autoSpaceDE w:val="0"/>
-        <w:autoSpaceDN w:val="0"/>
-        <w:adjustRightInd w:val="0"/>
-        <w:spacing w:line="240" w:lineRule="auto"/>
-        <w:ind w:left="862" w:hanging="357"/>
-        <w:contextualSpacing w:val="0"/>
-        <w:rPr>
-          <w:rFonts w:ascii="Times New Roman" w:hAnsi="Times New Roman" w:cs="Times New Roman"/>
-          <w:color w:val="1F1F1F"/>
-          <w:sz w:val="24"/>
-          <w:szCs w:val="24"/>
-          <w:shd w:val="clear" w:color="auto" w:fill="FFFFFF"/>
-        </w:rPr>
-      </w:pPr>
-      <w:r>
-        <w:rPr>
-          <w:rFonts w:ascii="Times New Roman" w:hAnsi="Times New Roman" w:cs="Times New Roman"/>
-          <w:color w:val="1F1F1F"/>
-          <w:sz w:val="24"/>
-          <w:szCs w:val="24"/>
-          <w:shd w:val="clear" w:color="auto" w:fill="FFFFFF"/>
-        </w:rPr>
-        <w:t>Maravilhosa</w:t>
-      </w:r>
-      <w:r>
-        <w:rPr>
-          <w:rFonts w:ascii="Times New Roman" w:hAnsi="Times New Roman" w:cs="Times New Roman"/>
-          <w:bCs/>
-          <w:sz w:val="24"/>
-          <w:szCs w:val="24"/>
-        </w:rPr>
-        <w:t xml:space="preserve"> graça que perdido me encontrou</w:t>
-      </w:r>
-      <w:r>
-        <w:rPr>
-          <w:rFonts w:ascii="Times New Roman" w:hAnsi="Times New Roman" w:cs="Times New Roman"/>
-          <w:bCs/>
-          <w:sz w:val="24"/>
-          <w:szCs w:val="24"/>
+        <w:rPr>
+          <w:rFonts w:ascii="Times New Roman" w:hAnsi="Times New Roman"/>
+        </w:rPr>
+      </w:pPr>
+      <w:r>
+        <w:rPr>
+          <w:rFonts w:ascii="Times New Roman" w:hAnsi="Times New Roman"/>
+        </w:rPr>
+        <w:t>Maravilhosa graça que perdido me encontrou</w:t>
+      </w:r>
+      <w:r>
+        <w:rPr>
+          <w:rFonts w:ascii="Times New Roman" w:hAnsi="Times New Roman"/>
         </w:rPr>
         <w:br/>
+      </w:r>
+      <w:r>
+        <w:rPr>
+          <w:rFonts w:ascii="Times New Roman" w:hAnsi="Times New Roman"/>
+        </w:rPr>
         <w:t>Estando cego pude ver, Cristo me resgatou</w:t>
       </w:r>
       <w:r>
         <w:rPr>
-          <w:rFonts w:ascii="Times New Roman" w:hAnsi="Times New Roman" w:cs="Times New Roman"/>
-          <w:bCs/>
-          <w:sz w:val="24"/>
-          <w:szCs w:val="24"/>
+          <w:rFonts w:ascii="Times New Roman" w:hAnsi="Times New Roman"/>
         </w:rPr>
         <w:br/>
+      </w:r>
+      <w:r>
+        <w:rPr>
+          <w:rFonts w:ascii="Times New Roman" w:hAnsi="Times New Roman"/>
+        </w:rPr>
         <w:t>Quando Tua graça me tocou, do medo me livrou</w:t>
       </w:r>
       <w:r>
         <w:rPr>
-          <w:rFonts w:ascii="Times New Roman" w:hAnsi="Times New Roman" w:cs="Times New Roman"/>
-          <w:bCs/>
-          <w:sz w:val="24"/>
-          <w:szCs w:val="24"/>
+          <w:rFonts w:ascii="Times New Roman" w:hAnsi="Times New Roman"/>
         </w:rPr>
         <w:br/>
       </w:r>
       <w:r>
         <w:rPr>
-          <w:rFonts w:ascii="Times New Roman" w:hAnsi="Times New Roman" w:cs="Times New Roman"/>
-          <w:color w:val="1F1F1F"/>
-          <w:sz w:val="24"/>
-          <w:szCs w:val="24"/>
-          <w:shd w:val="clear" w:color="auto" w:fill="FFFFFF"/>
+          <w:rFonts w:ascii="Times New Roman" w:hAnsi="Times New Roman"/>
         </w:rPr>
         <w:t xml:space="preserve">Quão preciosa é </w:t>
       </w:r>
       <w:proofErr w:type="gramStart"/>
       <w:r>
         <w:rPr>
-          <w:rFonts w:ascii="Times New Roman" w:hAnsi="Times New Roman" w:cs="Times New Roman"/>
-          <w:color w:val="1F1F1F"/>
-          <w:sz w:val="24"/>
-          <w:szCs w:val="24"/>
-          <w:shd w:val="clear" w:color="auto" w:fill="FFFFFF"/>
+          <w:rFonts w:ascii="Times New Roman" w:hAnsi="Times New Roman"/>
         </w:rPr>
         <w:t>pra</w:t>
       </w:r>
       <w:proofErr w:type="gramEnd"/>
       <w:r>
         <w:rPr>
-          <w:rFonts w:ascii="Times New Roman" w:hAnsi="Times New Roman" w:cs="Times New Roman"/>
-          <w:color w:val="1F1F1F"/>
-          <w:sz w:val="24"/>
-          <w:szCs w:val="24"/>
-          <w:shd w:val="clear" w:color="auto" w:fill="FFFFFF"/>
+          <w:rFonts w:ascii="Times New Roman" w:hAnsi="Times New Roman"/>
         </w:rPr>
         <w:t xml:space="preserve"> mim, a graça do Senhor</w:t>
       </w:r>
     </w:p>
     <w:p>
       <w:pPr>
-        <w:pStyle w:val="PargrafodaLista"/>
-        <w:numPr>
-          <w:ilvl w:val="0"/>
-          <w:numId w:val="1"/>
-        </w:numPr>
-        <w:autoSpaceDE w:val="0"/>
-        <w:autoSpaceDN w:val="0"/>
-        <w:adjustRightInd w:val="0"/>
-        <w:spacing w:line="240" w:lineRule="auto"/>
-        <w:ind w:left="862" w:hanging="357"/>
-        <w:contextualSpacing w:val="0"/>
-        <w:rPr>
-          <w:rFonts w:ascii="Times New Roman" w:hAnsi="Times New Roman" w:cs="Times New Roman"/>
+        <w:rPr>
+          <w:rFonts w:ascii="Times New Roman" w:hAnsi="Times New Roman"/>
+        </w:rPr>
+      </w:pPr>
+      <w:r>
+        <w:rPr>
+          <w:rFonts w:ascii="Times New Roman" w:hAnsi="Times New Roman"/>
+        </w:rPr>
+        <w:t>Liberto eu fui de uma prisão</w:t>
+      </w:r>
+      <w:r>
+        <w:rPr>
+          <w:rFonts w:ascii="Times New Roman" w:hAnsi="Times New Roman"/>
+        </w:rPr>
+        <w:br/>
+      </w:r>
+      <w:r>
+        <w:rPr>
+          <w:rFonts w:ascii="Times New Roman" w:hAnsi="Times New Roman"/>
+        </w:rPr>
+        <w:t>Meu Salvador me resgatou</w:t>
+      </w:r>
+      <w:r>
+        <w:rPr>
+          <w:rFonts w:ascii="Times New Roman" w:hAnsi="Times New Roman"/>
+        </w:rPr>
+        <w:br/>
+      </w:r>
+      <w:r>
+        <w:rPr>
+          <w:rFonts w:ascii="Times New Roman" w:hAnsi="Times New Roman"/>
+        </w:rPr>
+        <w:t>Misericórdia e perdão</w:t>
+      </w:r>
+      <w:r>
+        <w:rPr>
+          <w:rFonts w:ascii="Times New Roman" w:hAnsi="Times New Roman"/>
+        </w:rPr>
+        <w:br/>
+      </w:r>
+      <w:r>
+        <w:rPr>
+          <w:rFonts w:ascii="Times New Roman" w:hAnsi="Times New Roman"/>
+        </w:rPr>
+        <w:t>Eterno amor e redenção</w:t>
+      </w:r>
+    </w:p>
+    <w:p>
+      <w:pPr>
+        <w:rPr>
+          <w:rFonts w:ascii="Times New Roman" w:hAnsi="Times New Roman"/>
+        </w:rPr>
+      </w:pPr>
+      <w:r>
+        <w:rPr>
+          <w:rFonts w:ascii="Times New Roman" w:hAnsi="Times New Roman"/>
+        </w:rPr>
+        <w:t xml:space="preserve">Deus prometeu o melhor </w:t>
+      </w:r>
+      <w:proofErr w:type="gramStart"/>
+      <w:r>
+        <w:rPr>
+          <w:rFonts w:ascii="Times New Roman" w:hAnsi="Times New Roman"/>
+        </w:rPr>
+        <w:t>pra</w:t>
+      </w:r>
+      <w:proofErr w:type="gramEnd"/>
+      <w:r>
+        <w:rPr>
+          <w:rFonts w:ascii="Times New Roman" w:hAnsi="Times New Roman"/>
+        </w:rPr>
+        <w:t xml:space="preserve"> mim e </w:t>
+      </w:r>
+      <w:proofErr w:type="spellStart"/>
+      <w:r>
+        <w:rPr>
+          <w:rFonts w:ascii="Times New Roman" w:hAnsi="Times New Roman"/>
+        </w:rPr>
+        <w:t>nEle</w:t>
+      </w:r>
+      <w:proofErr w:type="spellEnd"/>
+      <w:r>
+        <w:rPr>
+          <w:rFonts w:ascii="Times New Roman" w:hAnsi="Times New Roman"/>
+        </w:rPr>
+        <w:t xml:space="preserve"> esperarei</w:t>
+      </w:r>
+      <w:r>
+        <w:rPr>
+          <w:rFonts w:ascii="Times New Roman" w:hAnsi="Times New Roman"/>
+        </w:rPr>
+        <w:br/>
+      </w:r>
+      <w:r>
+        <w:rPr>
+          <w:rFonts w:ascii="Times New Roman" w:hAnsi="Times New Roman"/>
+        </w:rPr>
+        <w:t>Escudo e força Ele será enquanto eu viver</w:t>
+      </w:r>
+    </w:p>
+    <w:p>
+      <w:pPr>
+        <w:rPr>
+          <w:rFonts w:ascii="Times New Roman" w:hAnsi="Times New Roman"/>
           <w:b/>
           <w:bCs/>
           <w:i/>
           <w:iCs/>
-          <w:color w:val="1F1F1F"/>
-          <w:sz w:val="24"/>
-          <w:szCs w:val="24"/>
-          <w:shd w:val="clear" w:color="auto" w:fill="FFFFFF"/>
-        </w:rPr>
-      </w:pPr>
-      <w:r>
-        <w:rPr>
-          <w:rFonts w:ascii="Times New Roman" w:hAnsi="Times New Roman" w:cs="Times New Roman"/>
+        </w:rPr>
+      </w:pPr>
+      <w:r>
+        <w:rPr>
+          <w:rFonts w:ascii="Times New Roman" w:hAnsi="Times New Roman"/>
           <w:b/>
           <w:bCs/>
           <w:i/>
           <w:iCs/>
-          <w:color w:val="1F1F1F"/>
-          <w:sz w:val="24"/>
-          <w:szCs w:val="24"/>
-          <w:shd w:val="clear" w:color="auto" w:fill="FFFFFF"/>
-        </w:rPr>
-        <w:t>Liberto eu fui de uma prisão</w:t>
-      </w:r>
-      <w:r>
-        <w:rPr>
-          <w:rFonts w:ascii="Times New Roman" w:hAnsi="Times New Roman" w:cs="Times New Roman"/>
+        </w:rPr>
+        <w:t>[REFRÃO]</w:t>
+      </w:r>
+    </w:p>
+    <w:p>
+      <w:pPr>
+        <w:rPr>
+          <w:rFonts w:ascii="Times New Roman" w:hAnsi="Times New Roman"/>
+        </w:rPr>
+      </w:pPr>
+      <w:r>
+        <w:rPr>
+          <w:rFonts w:ascii="Times New Roman" w:hAnsi="Times New Roman"/>
+        </w:rPr>
+        <w:t>Se o meu mundo se acabar e o sol não mais brilhar</w:t>
+      </w:r>
+      <w:r>
+        <w:rPr>
+          <w:rFonts w:ascii="Times New Roman" w:hAnsi="Times New Roman"/>
+        </w:rPr>
+        <w:br/>
+      </w:r>
+      <w:r>
+        <w:rPr>
+          <w:rFonts w:ascii="Times New Roman" w:hAnsi="Times New Roman"/>
+        </w:rPr>
+        <w:t>O Deus que um dia me chamou</w:t>
+      </w:r>
+      <w:r>
+        <w:rPr>
+          <w:rFonts w:ascii="Times New Roman" w:hAnsi="Times New Roman"/>
+        </w:rPr>
+        <w:br/>
+      </w:r>
+      <w:r>
+        <w:rPr>
+          <w:rFonts w:ascii="Times New Roman" w:hAnsi="Times New Roman"/>
+        </w:rPr>
+        <w:t xml:space="preserve">Será </w:t>
+      </w:r>
+      <w:proofErr w:type="gramStart"/>
+      <w:r>
+        <w:rPr>
+          <w:rFonts w:ascii="Times New Roman" w:hAnsi="Times New Roman"/>
+        </w:rPr>
+        <w:t>pra</w:t>
+      </w:r>
+      <w:proofErr w:type="gramEnd"/>
+      <w:r>
+        <w:rPr>
+          <w:rFonts w:ascii="Times New Roman" w:hAnsi="Times New Roman"/>
+        </w:rPr>
+        <w:t xml:space="preserve"> sempre meu </w:t>
+      </w:r>
+      <w:r>
+        <w:rPr>
+          <w:rFonts w:ascii="Times New Roman" w:hAnsi="Times New Roman"/>
+          <w:b/>
+          <w:bCs/>
+        </w:rPr>
+        <w:t>[3</w:t>
+      </w:r>
+      <w:r>
+        <w:rPr>
+          <w:rFonts w:ascii="Times New Roman" w:hAnsi="Times New Roman"/>
+          <w:b/>
+          <w:bCs/>
+        </w:rPr>
+        <w:t xml:space="preserve"> </w:t>
+      </w:r>
+      <w:r>
+        <w:rPr>
+          <w:rFonts w:ascii="Times New Roman" w:hAnsi="Times New Roman"/>
+          <w:b/>
+          <w:bCs/>
+        </w:rPr>
+        <w:t>X]</w:t>
+      </w:r>
+    </w:p>
+    <w:p>
+      <w:pPr>
+        <w:rPr>
+          <w:rFonts w:ascii="Times New Roman" w:hAnsi="Times New Roman"/>
           <w:b/>
           <w:bCs/>
           <w:i/>
           <w:iCs/>
-          <w:color w:val="1F1F1F"/>
-          <w:sz w:val="24"/>
-          <w:szCs w:val="24"/>
-          <w:shd w:val="clear" w:color="auto" w:fill="FFFFFF"/>
-        </w:rPr>
-        <w:br/>
-        <w:t>Meu Salvador me resgatou</w:t>
-      </w:r>
-      <w:r>
-        <w:rPr>
-          <w:rFonts w:ascii="Times New Roman" w:hAnsi="Times New Roman" w:cs="Times New Roman"/>
+        </w:rPr>
+      </w:pPr>
+      <w:r>
+        <w:rPr>
+          <w:rFonts w:ascii="Times New Roman" w:hAnsi="Times New Roman"/>
           <w:b/>
           <w:bCs/>
           <w:i/>
           <w:iCs/>
-          <w:color w:val="1F1F1F"/>
-          <w:sz w:val="24"/>
-          <w:szCs w:val="24"/>
-          <w:shd w:val="clear" w:color="auto" w:fill="FFFFFF"/>
-        </w:rPr>
-        <w:br/>
-        <w:t>Misericórdia e perdão</w:t>
-      </w:r>
-      <w:r>
-        <w:rPr>
-          <w:rFonts w:ascii="Times New Roman" w:hAnsi="Times New Roman" w:cs="Times New Roman"/>
+        </w:rPr>
+        <w:t>[REFRÃO]</w:t>
+      </w:r>
+    </w:p>
+    <w:p>
+      <w:pPr>
+        <w:rPr>
+          <w:rFonts w:ascii="Times New Roman" w:hAnsi="Times New Roman"/>
           <w:b/>
           <w:bCs/>
           <w:i/>
           <w:iCs/>
-          <w:color w:val="1F1F1F"/>
-          <w:sz w:val="24"/>
-          <w:szCs w:val="24"/>
-          <w:shd w:val="clear" w:color="auto" w:fill="FFFFFF"/>
-        </w:rPr>
-        <w:br/>
-        <w:t>Eterno amor e redenção</w:t>
-      </w:r>
-    </w:p>
-    <w:p>
-      <w:pPr>
-        <w:pStyle w:val="PargrafodaLista"/>
-        <w:numPr>
-          <w:ilvl w:val="0"/>
-          <w:numId w:val="1"/>
-        </w:numPr>
-        <w:autoSpaceDE w:val="0"/>
-        <w:autoSpaceDN w:val="0"/>
-        <w:adjustRightInd w:val="0"/>
-        <w:spacing w:line="240" w:lineRule="auto"/>
-        <w:ind w:left="862" w:hanging="357"/>
-        <w:contextualSpacing w:val="0"/>
-        <w:rPr>
-          <w:rFonts w:ascii="Times New Roman" w:hAnsi="Times New Roman" w:cs="Times New Roman"/>
-          <w:color w:val="1F1F1F"/>
-          <w:sz w:val="24"/>
-          <w:szCs w:val="24"/>
-          <w:shd w:val="clear" w:color="auto" w:fill="FFFFFF"/>
-        </w:rPr>
-      </w:pPr>
-      <w:r>
-        <w:rPr>
-          <w:rFonts w:ascii="Times New Roman" w:hAnsi="Times New Roman" w:cs="Times New Roman"/>
-          <w:color w:val="1F1F1F"/>
-          <w:sz w:val="24"/>
-          <w:szCs w:val="24"/>
-          <w:shd w:val="clear" w:color="auto" w:fill="FFFFFF"/>
-        </w:rPr>
-        <w:t xml:space="preserve">Deus prometeu o melhor </w:t>
-      </w:r>
-      <w:proofErr w:type="gramStart"/>
-      <w:r>
-        <w:rPr>
-          <w:rFonts w:ascii="Times New Roman" w:hAnsi="Times New Roman" w:cs="Times New Roman"/>
-          <w:color w:val="1F1F1F"/>
-          <w:sz w:val="24"/>
-          <w:szCs w:val="24"/>
-          <w:shd w:val="clear" w:color="auto" w:fill="FFFFFF"/>
-        </w:rPr>
-        <w:t>pra</w:t>
-      </w:r>
-      <w:proofErr w:type="gramEnd"/>
-      <w:r>
-        <w:rPr>
-          <w:rFonts w:ascii="Times New Roman" w:hAnsi="Times New Roman" w:cs="Times New Roman"/>
-          <w:color w:val="1F1F1F"/>
-          <w:sz w:val="24"/>
-          <w:szCs w:val="24"/>
-          <w:shd w:val="clear" w:color="auto" w:fill="FFFFFF"/>
-        </w:rPr>
-        <w:t xml:space="preserve"> mim e </w:t>
-      </w:r>
-      <w:proofErr w:type="spellStart"/>
-      <w:r>
-        <w:rPr>
-          <w:rFonts w:ascii="Times New Roman" w:hAnsi="Times New Roman" w:cs="Times New Roman"/>
-          <w:color w:val="1F1F1F"/>
-          <w:sz w:val="24"/>
-          <w:szCs w:val="24"/>
-          <w:shd w:val="clear" w:color="auto" w:fill="FFFFFF"/>
-        </w:rPr>
-        <w:t>nEle</w:t>
-      </w:r>
-      <w:proofErr w:type="spellEnd"/>
-      <w:r>
-        <w:rPr>
-          <w:rFonts w:ascii="Times New Roman" w:hAnsi="Times New Roman" w:cs="Times New Roman"/>
-          <w:color w:val="1F1F1F"/>
-          <w:sz w:val="24"/>
-          <w:szCs w:val="24"/>
-          <w:shd w:val="clear" w:color="auto" w:fill="FFFFFF"/>
-        </w:rPr>
-        <w:t xml:space="preserve"> esperarei</w:t>
-      </w:r>
-      <w:r>
-        <w:rPr>
-          <w:rFonts w:ascii="Times New Roman" w:hAnsi="Times New Roman" w:cs="Times New Roman"/>
-          <w:color w:val="1F1F1F"/>
-          <w:sz w:val="24"/>
-          <w:szCs w:val="24"/>
-          <w:shd w:val="clear" w:color="auto" w:fill="FFFFFF"/>
-        </w:rPr>
-        <w:br/>
-        <w:t>Escudo e força Ele será enquanto eu viver</w:t>
-      </w:r>
-    </w:p>
-    <w:p>
-      <w:pPr>
-        <w:pStyle w:val="PargrafodaLista"/>
-        <w:numPr>
-          <w:ilvl w:val="0"/>
-          <w:numId w:val="1"/>
-        </w:numPr>
-        <w:autoSpaceDE w:val="0"/>
-        <w:autoSpaceDN w:val="0"/>
-        <w:adjustRightInd w:val="0"/>
-        <w:spacing w:line="240" w:lineRule="auto"/>
-        <w:ind w:left="862" w:hanging="357"/>
-        <w:contextualSpacing w:val="0"/>
-        <w:rPr>
-          <w:rFonts w:ascii="Times New Roman" w:hAnsi="Times New Roman" w:cs="Times New Roman"/>
+        </w:rPr>
+      </w:pPr>
+      <w:r>
+        <w:rPr>
+          <w:rFonts w:ascii="Times New Roman" w:hAnsi="Times New Roman"/>
           <w:b/>
           <w:bCs/>
           <w:i/>
           <w:iCs/>
-          <w:color w:val="1F1F1F"/>
-          <w:sz w:val="24"/>
-          <w:szCs w:val="24"/>
-          <w:shd w:val="clear" w:color="auto" w:fill="FFFFFF"/>
-        </w:rPr>
-      </w:pPr>
-      <w:r>
-        <w:rPr>
-          <w:rFonts w:ascii="Times New Roman" w:hAnsi="Times New Roman" w:cs="Times New Roman"/>
-          <w:b/>
-          <w:bCs/>
-          <w:i/>
-          <w:iCs/>
-          <w:color w:val="1F1F1F"/>
-          <w:sz w:val="24"/>
-          <w:szCs w:val="24"/>
-          <w:shd w:val="clear" w:color="auto" w:fill="FFFFFF"/>
         </w:rPr>
         <w:t>[REFRÃO]</w:t>
       </w:r>
     </w:p>
     <w:p>
       <w:pPr>
-        <w:pStyle w:val="PargrafodaLista"/>
-        <w:numPr>
-          <w:ilvl w:val="0"/>
-          <w:numId w:val="1"/>
-        </w:numPr>
-        <w:autoSpaceDE w:val="0"/>
-        <w:autoSpaceDN w:val="0"/>
-        <w:adjustRightInd w:val="0"/>
-        <w:spacing w:line="240" w:lineRule="auto"/>
-        <w:ind w:left="862" w:hanging="357"/>
-        <w:contextualSpacing w:val="0"/>
-        <w:rPr>
-          <w:rFonts w:ascii="Times New Roman" w:hAnsi="Times New Roman" w:cs="Times New Roman"/>
-          <w:color w:val="1F1F1F"/>
-          <w:sz w:val="24"/>
-          <w:szCs w:val="24"/>
-          <w:shd w:val="clear" w:color="auto" w:fill="FFFFFF"/>
-        </w:rPr>
-      </w:pPr>
-      <w:r>
-        <w:rPr>
-          <w:rFonts w:ascii="Times New Roman" w:hAnsi="Times New Roman" w:cs="Times New Roman"/>
-          <w:color w:val="1F1F1F"/>
-          <w:sz w:val="24"/>
-          <w:szCs w:val="24"/>
-          <w:shd w:val="clear" w:color="auto" w:fill="FFFFFF"/>
-        </w:rPr>
-        <w:t>Se o meu mundo se acabar e o sol não mais brilhar</w:t>
-      </w:r>
-      <w:r>
-        <w:rPr>
-          <w:rFonts w:ascii="Times New Roman" w:hAnsi="Times New Roman" w:cs="Times New Roman"/>
-          <w:color w:val="1F1F1F"/>
-          <w:sz w:val="24"/>
-          <w:szCs w:val="24"/>
-          <w:shd w:val="clear" w:color="auto" w:fill="FFFFFF"/>
-        </w:rPr>
-        <w:br/>
-        <w:t>O Deus que um dia me chamou</w:t>
-      </w:r>
-      <w:r>
-        <w:rPr>
-          <w:rFonts w:ascii="Times New Roman" w:hAnsi="Times New Roman" w:cs="Times New Roman"/>
-          <w:color w:val="1F1F1F"/>
-          <w:sz w:val="24"/>
-          <w:szCs w:val="24"/>
-          <w:shd w:val="clear" w:color="auto" w:fill="FFFFFF"/>
-        </w:rPr>
-        <w:br/>
-        <w:t xml:space="preserve">Será </w:t>
-      </w:r>
-      <w:proofErr w:type="gramStart"/>
-      <w:r>
-        <w:rPr>
-          <w:rFonts w:ascii="Times New Roman" w:hAnsi="Times New Roman" w:cs="Times New Roman"/>
-          <w:color w:val="1F1F1F"/>
-          <w:sz w:val="24"/>
-          <w:szCs w:val="24"/>
-          <w:shd w:val="clear" w:color="auto" w:fill="FFFFFF"/>
-        </w:rPr>
-        <w:t>pra</w:t>
-      </w:r>
-      <w:proofErr w:type="gramEnd"/>
-      <w:r>
-        <w:rPr>
-          <w:rFonts w:ascii="Times New Roman" w:hAnsi="Times New Roman" w:cs="Times New Roman"/>
-          <w:color w:val="1F1F1F"/>
-          <w:sz w:val="24"/>
-          <w:szCs w:val="24"/>
-          <w:shd w:val="clear" w:color="auto" w:fill="FFFFFF"/>
-        </w:rPr>
-        <w:t xml:space="preserve"> sempre meu</w:t>
-      </w:r>
-      <w:r>
-        <w:rPr>
-          <w:rFonts w:ascii="Times New Roman" w:hAnsi="Times New Roman" w:cs="Times New Roman"/>
-          <w:color w:val="1F1F1F"/>
-          <w:sz w:val="24"/>
-          <w:szCs w:val="24"/>
-          <w:shd w:val="clear" w:color="auto" w:fill="FFFFFF"/>
-        </w:rPr>
-        <w:t xml:space="preserve"> [3X]</w:t>
+        <w:rPr>
+          <w:rFonts w:ascii="Times New Roman" w:hAnsi="Times New Roman"/>
+        </w:rPr>
+      </w:pPr>
+      <w:r>
+        <w:rPr>
+          <w:rFonts w:ascii="Times New Roman" w:hAnsi="Times New Roman"/>
+        </w:rPr>
+        <w:t>Eterno amor e redenção</w:t>
       </w:r>
     </w:p>
-    <w:p>
-      <w:pPr>
-        <w:pStyle w:val="PargrafodaLista"/>
-        <w:numPr>
-          <w:ilvl w:val="0"/>
-          <w:numId w:val="1"/>
-        </w:numPr>
-        <w:autoSpaceDE w:val="0"/>
-        <w:autoSpaceDN w:val="0"/>
-        <w:adjustRightInd w:val="0"/>
-        <w:spacing w:line="240" w:lineRule="auto"/>
-        <w:ind w:left="862" w:hanging="357"/>
-        <w:contextualSpacing w:val="0"/>
-        <w:rPr>
-          <w:rFonts w:ascii="Times New Roman" w:hAnsi="Times New Roman" w:cs="Times New Roman"/>
-          <w:b/>
-          <w:bCs/>
-          <w:i/>
-          <w:iCs/>
-          <w:color w:val="1F1F1F"/>
-          <w:sz w:val="24"/>
-          <w:szCs w:val="24"/>
-          <w:shd w:val="clear" w:color="auto" w:fill="FFFFFF"/>
-        </w:rPr>
-      </w:pPr>
-      <w:r>
-        <w:rPr>
-          <w:rFonts w:ascii="Times New Roman" w:hAnsi="Times New Roman" w:cs="Times New Roman"/>
-          <w:b/>
-          <w:bCs/>
-          <w:i/>
-          <w:iCs/>
-          <w:color w:val="1F1F1F"/>
-          <w:sz w:val="24"/>
-          <w:szCs w:val="24"/>
-          <w:shd w:val="clear" w:color="auto" w:fill="FFFFFF"/>
-        </w:rPr>
-        <w:t>[REFRÃO</w:t>
-      </w:r>
-      <w:r>
-        <w:rPr>
-          <w:rFonts w:ascii="Times New Roman" w:hAnsi="Times New Roman" w:cs="Times New Roman"/>
-          <w:b/>
-          <w:bCs/>
-          <w:i/>
-          <w:iCs/>
-          <w:color w:val="1F1F1F"/>
-          <w:sz w:val="24"/>
-          <w:szCs w:val="24"/>
-          <w:shd w:val="clear" w:color="auto" w:fill="FFFFFF"/>
-        </w:rPr>
-        <w:t xml:space="preserve"> 2X</w:t>
-      </w:r>
-      <w:r>
-        <w:rPr>
-          <w:rFonts w:ascii="Times New Roman" w:hAnsi="Times New Roman" w:cs="Times New Roman"/>
-          <w:b/>
-          <w:bCs/>
-          <w:i/>
-          <w:iCs/>
-          <w:color w:val="1F1F1F"/>
-          <w:sz w:val="24"/>
-          <w:szCs w:val="24"/>
-          <w:shd w:val="clear" w:color="auto" w:fill="FFFFFF"/>
-        </w:rPr>
-        <w:t>]</w:t>
-      </w:r>
-    </w:p>
-    <w:p>
-      <w:pPr>
-        <w:pStyle w:val="PargrafodaLista"/>
-        <w:numPr>
-          <w:ilvl w:val="0"/>
-          <w:numId w:val="1"/>
-        </w:numPr>
-        <w:autoSpaceDE w:val="0"/>
-        <w:autoSpaceDN w:val="0"/>
-        <w:adjustRightInd w:val="0"/>
-        <w:spacing w:line="240" w:lineRule="auto"/>
-        <w:ind w:left="862" w:hanging="357"/>
-        <w:contextualSpacing w:val="0"/>
-        <w:rPr>
-          <w:rFonts w:ascii="Times New Roman" w:hAnsi="Times New Roman" w:cs="Times New Roman"/>
-          <w:color w:val="1F1F1F"/>
-          <w:sz w:val="24"/>
-          <w:szCs w:val="24"/>
-          <w:shd w:val="clear" w:color="auto" w:fill="FFFFFF"/>
-        </w:rPr>
-      </w:pPr>
-      <w:r>
-        <w:rPr>
-          <w:rFonts w:ascii="Times New Roman" w:hAnsi="Times New Roman" w:cs="Times New Roman"/>
-          <w:color w:val="1F1F1F"/>
-          <w:sz w:val="24"/>
-          <w:szCs w:val="24"/>
-          <w:shd w:val="clear" w:color="auto" w:fill="FFFFFF"/>
-        </w:rPr>
-        <w:t>Eterno amor e redenção</w:t>
-      </w:r>
-    </w:p>
-    <w:p>
-      <w:pPr>
-        <w:spacing w:before="120"/>
-      </w:pPr>
-    </w:p>
-    <w:p/>
     <w:sectPr>
       <w:pgSz w:w="11906" w:h="16838"/>
       <w:pgMar w:top="1417" w:right="1701" w:bottom="1417" w:left="1701" w:header="708" w:footer="708" w:gutter="0"/>
@@ -565,7 +337,7 @@
 </file>
 
 <file path=word/numbering.xml><?xml version="1.0" encoding="utf-8"?>
-<w:numbering xmlns:wpc="http://schemas.microsoft.com/office/word/2010/wordprocessingCanvas" xmlns:cx="http://schemas.microsoft.com/office/drawing/2014/chartex" xmlns:cx1="http://schemas.microsoft.com/office/drawing/2015/9/8/chartex" xmlns:cx2="http://schemas.microsoft.com/office/drawing/2015/10/21/chartex" xmlns:cx3="http://schemas.microsoft.com/office/drawing/2016/5/9/chartex" xmlns:cx4="http://schemas.microsoft.com/office/drawing/2016/5/10/chartex" xmlns:cx5="http://schemas.microsoft.com/office/drawing/2016/5/11/chartex" xmlns:cx6="http://schemas.microsoft.com/office/drawing/2016/5/12/chartex" xmlns:cx7="http://schemas.microsoft.com/office/drawing/2016/5/13/chartex" xmlns:cx8="http://schemas.microsoft.com/office/drawing/2016/5/14/chartex" xmlns:mc="http://schemas.openxmlformats.org/markup-compatibility/2006" xmlns:aink="http://schemas.microsoft.com/office/drawing/2016/ink" xmlns:am3d="http://schemas.microsoft.com/office/drawing/2017/model3d" xmlns:o="urn:schemas-microsoft-com:office:office" xmlns:oel="http://schemas.microsoft.com/office/2019/extlst" xmlns:r="http://schemas.openxmlformats.org/officeDocument/2006/relationships" xmlns:m="http://schemas.openxmlformats.org/officeDocument/2006/math" xmlns:v="urn:schemas-microsoft-com:vml" xmlns:wp14="http://schemas.microsoft.com/office/word/2010/wordprocessingDrawing" xmlns:wp="http://schemas.openxmlformats.org/drawingml/2006/wordprocessingDrawing" xmlns:w10="urn:schemas-microsoft-com:office:word" xmlns:w="http://schemas.openxmlformats.org/wordprocessingml/2006/main" xmlns:w14="http://schemas.microsoft.com/office/word/2010/wordml" xmlns:w15="http://schemas.microsoft.com/office/word/2012/wordml" xmlns:w16cei="http://schemas.microsoft.com/office/word/2026/wordml/cei" xmlns:w16cex="http://schemas.microsoft.com/office/word/2018/wordml/cex" xmlns:w16cid="http://schemas.microsoft.com/office/word/2016/wordml/cid" xmlns:w16="http://schemas.microsoft.com/office/word/2018/wordml" xmlns:w16du="http://schemas.microsoft.com/office/word/2023/wordml/word16du" xmlns:w16sdtdh="http://schemas.microsoft.com/office/word/2020/wordml/sdtdatahash" xmlns:w16sdtfl="http://schemas.microsoft.com/office/word/2024/wordml/sdtformatlock" xmlns:w16se="http://schemas.microsoft.com/office/word/2015/wordml/symex" xmlns:wpg="http://schemas.microsoft.com/office/word/2010/wordprocessingGroup" xmlns:wpi="http://schemas.microsoft.com/office/word/2010/wordprocessingInk" xmlns:wne="http://schemas.microsoft.com/office/word/2006/wordml" xmlns:wps="http://schemas.microsoft.com/office/word/2010/wordprocessingShape" mc:Ignorable="w14 w15 w16se w16cid w16 w16cex w16sdtdh w16sdtfl w16du wp14">
+<w:numbering xmlns:wpc="http://schemas.microsoft.com/office/word/2010/wordprocessingCanvas" xmlns:cx="http://schemas.microsoft.com/office/drawing/2014/chartex" xmlns:cx1="http://schemas.microsoft.com/office/drawing/2015/9/8/chartex" xmlns:cx2="http://schemas.microsoft.com/office/drawing/2015/10/21/chartex" xmlns:cx3="http://schemas.microsoft.com/office/drawing/2016/5/9/chartex" xmlns:cx4="http://schemas.microsoft.com/office/drawing/2016/5/10/chartex" xmlns:cx5="http://schemas.microsoft.com/office/drawing/2016/5/11/chartex" xmlns:cx6="http://schemas.microsoft.com/office/drawing/2016/5/12/chartex" xmlns:cx7="http://schemas.microsoft.com/office/drawing/2016/5/13/chartex" xmlns:cx8="http://schemas.microsoft.com/office/drawing/2016/5/14/chartex" xmlns:mc="http://schemas.openxmlformats.org/markup-compatibility/2006" xmlns:aink="http://schemas.microsoft.com/office/drawing/2016/ink" xmlns:am3d="http://schemas.microsoft.com/office/drawing/2017/model3d" xmlns:o="urn:schemas-microsoft-com:office:office" xmlns:oel="http://schemas.microsoft.com/office/2019/extlst" xmlns:r="http://schemas.openxmlformats.org/officeDocument/2006/relationships" xmlns:m="http://schemas.openxmlformats.org/officeDocument/2006/math" xmlns:v="urn:schemas-microsoft-com:vml" xmlns:wp14="http://schemas.microsoft.com/office/word/2010/wordprocessingDrawing" xmlns:wp="http://schemas.openxmlformats.org/drawingml/2006/wordprocessingDrawing" xmlns:w10="urn:schemas-microsoft-com:office:word" xmlns:w="http://schemas.openxmlformats.org/wordprocessingml/2006/main" xmlns:w14="http://schemas.microsoft.com/office/word/2010/wordml" xmlns:w15="http://schemas.microsoft.com/office/word/2012/wordml" xmlns:w16cex="http://schemas.microsoft.com/office/word/2018/wordml/cex" xmlns:w16cid="http://schemas.microsoft.com/office/word/2016/wordml/cid" xmlns:w16="http://schemas.microsoft.com/office/word/2018/wordml" xmlns:w16du="http://schemas.microsoft.com/office/word/2023/wordml/word16du" xmlns:w16sdtdh="http://schemas.microsoft.com/office/word/2020/wordml/sdtdatahash" xmlns:w16sdtfl="http://schemas.microsoft.com/office/word/2024/wordml/sdtformatlock" xmlns:w16se="http://schemas.microsoft.com/office/word/2015/wordml/symex" xmlns:wpg="http://schemas.microsoft.com/office/word/2010/wordprocessingGroup" xmlns:wpi="http://schemas.microsoft.com/office/word/2010/wordprocessingInk" xmlns:wne="http://schemas.microsoft.com/office/word/2006/wordml" xmlns:wps="http://schemas.microsoft.com/office/word/2010/wordprocessingShape" mc:Ignorable="w14 w15 w16se w16cid w16 w16cex w16sdtdh w16sdtfl w16du wp14">
   <w:abstractNum w:abstractNumId="0" w15:restartNumberingAfterBreak="0">
     <w:nsid w:val="205D3C4D"/>
     <w:multiLevelType w:val="hybridMultilevel"/>
